--- a/assets/cases/Harbor_County_Measles_Case.docx
+++ b/assets/cases/Harbor_County_Measles_Case.docx
@@ -148,7 +148,10 @@
     </w:p>
     <w:p>
       <w:r>
-        <w:t>Harbor County had no confirmed local transmission in more than a decade. Yet Patel knew that absence of disease was not the same as absence of risk. Countywide MMR coverage among kindergartners was 91.8%, but the average concealed wide variation among schools and neighborhoods. The county executive had scheduled an emergency meeting for 3:30 p.m. Patel was expected to recommend an immediate response and a longer-term vaccination strategy—without inflaming distrust or promising that an outbreak could be prevented.</w:t>
+        <w:t>Harbor County had no confirmed local transmission in more than a decade. Yet Patel knew that absence of disease was not the same as absence of risk. Countywide MMR coverage among kindergartners was 91.8%, but the average concealed wide variation among schools and neighborhoods. The county executive had scheduled an emergency meeting for 3:30 p.m. Patel was expected to recommend an immediate response and a longer-term vaccination strategy—without inflaming distrust or promising that an outbreak could be prev</w:t>
+      </w:r>
+      <w:r>
+        <w:t>ented.</w:t>
       </w:r>
     </w:p>
     <w:p>
@@ -177,7 +180,10 @@
     </w:p>
     <w:p>
       <w:r>
-        <w:t>Harbor County had 742,000 residents. Its coastal suburbs included several large employers, a regional airport, and a university medical center. Inland communities were more rural, with fewer pediatric practices and limited evening transportation. The county was economically diverse: median household income was $86,900, but 14% of children lived below the federal poverty line. Approximately 24% of residents spoke a language other than English at home. All Harbor County data in this case are fictional but designed to reflect conditions faced by U.S. communities.</w:t>
+        <w:t>Harbor County had 742,000 residents. Its coastal suburbs included several large employers, a regional airport, and a university medical center. Inland communities were more rural, with fewer pediatric practices and limited evening transportation. The county was economically diverse: median household income was $86,900, but 14% of children lived below the federal poverty line. Approximately 24% of residents spoke a language other than English at home. All Harbor County data in this case are fictional but des</w:t>
+      </w:r>
+      <w:r>
+        <w:t>igned to reflect conditions faced by U.S. communities.</w:t>
       </w:r>
     </w:p>
     <w:p>
@@ -190,42 +196,19 @@
     </w:p>
     <w:p>
       <w:r>
-        <w:t xml:space="preserve">Measles is among the most contagious human infections. Symptoms often begin 7 to 14 days after exposure, allowing infected people to move through schools, clinics, stores, workplaces, and transportation systems before the illness is recognized. About one in five unvaccinated U.S. patients with measles is hospitalized; pneumonia occurs in as many as one in twenty children, and encephalitis in about one in one </w:t>
+        <w:t>Measles is among the most contagious human infections. Symptoms often begin 7 to 14 days after exposure, allowing infected people to move through schools, clinics, stores, workplaces, and transportation systems before the illness is recognized. About one in five unvaccinated U.S. patients with measles is hospitalized; pneumonia occurs in as many as one in twenty children, and encephalitis in about one in one thousand.²</w:t>
       </w:r>
-      <w:proofErr w:type="gramStart"/>
-      <w:r>
-        <w:t>thousand.²</w:t>
-      </w:r>
-      <w:proofErr w:type="gramEnd"/>
     </w:p>
     <w:p>
       <w:r>
-        <w:t xml:space="preserve">Two MMR doses provide the best protection, and most vaccinated people are protected for life. Children are routinely recommended to receive the first dose at 12–15 months and the second at 4–6 </w:t>
+        <w:t>Two MMR doses provide the best protection, and most vaccinated people are protected for life. Children are routinely recommended to receive the first dose at 12–15 months and the second at 4–6 years.³ Community protection generally requires vaccination coverage above 95%, a threshold that must be sustained locally rather than only in countywide averages.¹</w:t>
       </w:r>
-      <w:proofErr w:type="gramStart"/>
-      <w:r>
-        <w:t>years.³</w:t>
-      </w:r>
-      <w:proofErr w:type="gramEnd"/>
-      <w:r>
-        <w:t xml:space="preserve"> Community protection generally requires vaccination coverage above 95%, a threshold that must be sustained locally rather than only in countywide </w:t>
-      </w:r>
-      <w:proofErr w:type="gramStart"/>
-      <w:r>
-        <w:t>averages.¹</w:t>
-      </w:r>
-      <w:proofErr w:type="gramEnd"/>
     </w:p>
     <w:p>
       <w:r>
         <w:lastRenderedPageBreak/>
-        <w:t>National kindergarten MMR coverage fell from 95.2% in 2019–2020 to 92.5% in 2024–2025, leaving about 286,000 kindergartners without documentation of completing the series. Exemptions from one or more vaccines rose to 3.6%, and seventeen states reported exemption rates above 5</w:t>
+        <w:t>National kindergarten MMR coverage fell from 95.2% in 2019–2020 to 92.5% in 2024–2025, leaving about 286,000 kindergartners without documentation of completing the series. Exemptions from one or more vaccines rose to 3.6%, and seventeen states reported exemption rates above 5%.⁴</w:t>
       </w:r>
-      <w:proofErr w:type="gramStart"/>
-      <w:r>
-        <w:t>%.⁴</w:t>
-      </w:r>
-      <w:proofErr w:type="gramEnd"/>
     </w:p>
     <w:p>
       <w:pPr>
@@ -237,34 +220,19 @@
     </w:p>
     <w:p>
       <w:r>
-        <w:t xml:space="preserve">Harbor County’s average appeared manageable until </w:t>
+        <w:t>Harbor County’s average appeared manageable until analysts</w:t>
       </w:r>
-      <w:proofErr w:type="gramStart"/>
       <w:r>
-        <w:t>analysts</w:t>
+        <w:t xml:space="preserve"> mapped coverage at the school level. Forty-three of the county’s 128 elementary schools exceeded 95% documented MMR coverage. Thirty-one schools were below 90%, including nine below</w:t>
       </w:r>
-      <w:proofErr w:type="gramEnd"/>
-      <w:r>
-        <w:t xml:space="preserve"> mapped coverage at the school level. Forty-three of the county’s 128 elementary schools exceeded 95% documented MMR coverage. Thirty-one schools were below 90%, including nine </w:t>
-      </w:r>
-      <w:proofErr w:type="gramStart"/>
-      <w:r>
-        <w:t>below</w:t>
-      </w:r>
-      <w:proofErr w:type="gramEnd"/>
       <w:r>
         <w:t xml:space="preserve"> 85%. Several low-coverage schools were geographically clustered, but their circumstances differed. Some served families who had difficulty scheduling appointments or retrieving records. Others had organized networks of parents who questioned vaccine requirements. A few private schools had high exemption rates but strong relationships with families and little trust in county government.</w:t>
       </w:r>
     </w:p>
     <w:p>
       <w:r>
-        <w:t xml:space="preserve">The data </w:t>
+        <w:t>The data were</w:t>
       </w:r>
-      <w:proofErr w:type="gramStart"/>
-      <w:r>
-        <w:t>were</w:t>
-      </w:r>
-      <w:proofErr w:type="gramEnd"/>
       <w:r>
         <w:t xml:space="preserve"> incomplete. The state immunization registry did not reliably capture vaccinations given before families moved into the state. School records counted missing documentation as not vaccinated, which overstated susceptibility in some places. At the same time, school averages could understate risk because unvaccinated families often interacted through sports teams, religious communities, childcare networks, and home-school groups that crossed attendance boundaries.</w:t>
       </w:r>
@@ -284,13 +252,8 @@
     </w:p>
     <w:p>
       <w:r>
-        <w:t xml:space="preserve">Post-exposure protection: Arrange rapid MMR vaccination for eligible contacts within 72 hours of exposure and immune globulin for certain high-risk people within six </w:t>
+        <w:t>Post-exposure protection: Arrange rapid MMR vaccination for eligible contacts within 72 hours of exposure and immune globulin for certain high-risk people within six days.³</w:t>
       </w:r>
-      <w:proofErr w:type="gramStart"/>
-      <w:r>
-        <w:t>days.³</w:t>
-      </w:r>
-      <w:proofErr w:type="gramEnd"/>
     </w:p>
     <w:p>
       <w:r>
@@ -317,20 +280,15 @@
     </w:p>
     <w:p>
       <w:r>
-        <w:t>Superintendent Laura Chen wanted a uniform rule. Principals could not interpret different records and exemptions while also managing anxious parents and staff absences. The county attorney warned that exclusion rules were governed by state law and due-process requirements. Pediatricians supported vaccination clinics but said many offices lacked spare staff and refrigerated storage for a sudden campaign. Hospital executives asked the county to fund dedicated triage and testing capacity so suspected patients would not enter ordinary emergency-department waiting rooms.</w:t>
+        <w:t xml:space="preserve">Superintendent Laura Chen wanted a uniform rule. Principals could not interpret different records and exemptions while also managing anxious parents and staff absences. The county attorney warned that exclusion rules were governed by state law and due-process requirements. Pediatricians supported vaccination clinics but said many offices lacked spare staff and refrigerated storage for a sudden campaign. Hospital executives asked the county to fund dedicated triage and testing capacity so suspected patients </w:t>
+      </w:r>
+      <w:r>
+        <w:t>would not enter ordinary emergency-department waiting rooms.</w:t>
       </w:r>
     </w:p>
     <w:p>
       <w:r>
-        <w:t xml:space="preserve">Parent groups disagreed sharply. Some demanded immediate exclusion of every student without verified immunity. Others argued that a single imported case did not justify disrupting education or treating exempt families as irresponsible. Community organizations said the county’s messages were too technical and too focused on persuasion. They wanted practical </w:t>
-      </w:r>
-      <w:proofErr w:type="gramStart"/>
-      <w:r>
-        <w:t>support—translation</w:t>
-      </w:r>
-      <w:proofErr w:type="gramEnd"/>
-      <w:r>
-        <w:t>, transportation, evening clinics, record retrieval, and trusted messengers—before enforcement.</w:t>
+        <w:t>Parent groups disagreed sharply. Some demanded immediate exclusion of every student without verified immunity. Others argued that a single imported case did not justify disrupting education or treating exempt families as irresponsible. Community organizations said the county’s messages were too technical and too focused on persuasion. They wanted practical support—translation, transportation, evening clinics, record retrieval, and trusted messengers—before enforcement.</w:t>
       </w:r>
     </w:p>
     <w:p>
@@ -343,13 +301,8 @@
     </w:p>
     <w:p>
       <w:r>
-        <w:t xml:space="preserve">Patel could access $1.9 million in emergency reserves. A state outbreak grant might reimburse up to $1.2 million, but only after expenses were documented and approved. The county executive was willing to consider </w:t>
+        <w:t>Patel could access $1.9 million in emergency reserves. A state outbreak grant might reimburse up to $1.2 million, but only after expenses were documented and approved. The county executive was willing to consider an additional</w:t>
       </w:r>
-      <w:proofErr w:type="gramStart"/>
-      <w:r>
-        <w:t>an additional</w:t>
-      </w:r>
-      <w:proofErr w:type="gramEnd"/>
       <w:r>
         <w:t xml:space="preserve"> appropriation if Patel could explain what would be purchased, how long it would operate, and when the county would stop. Every dollar committed to measles would be unavailable for restaurant inspections, sexually transmitted infection clinics, maternal health visits, tuberculosis control, and preparations for the fall respiratory-virus season.</w:t>
       </w:r>
@@ -1060,15 +1013,7 @@
     </w:p>
     <w:p>
       <w:r>
-        <w:t xml:space="preserve">Close documented access gaps. Expand convenient vaccination and record retrieval in low-coverage schools, regardless of </w:t>
-      </w:r>
-      <w:proofErr w:type="gramStart"/>
-      <w:r>
-        <w:t>families’</w:t>
-      </w:r>
-      <w:proofErr w:type="gramEnd"/>
-      <w:r>
-        <w:t xml:space="preserve"> stated beliefs.</w:t>
+        <w:t>Close documented access gaps. Expand convenient vaccination and record retrieval in low-coverage schools, regardless of families’ stated beliefs.</w:t>
       </w:r>
     </w:p>
     <w:p>
@@ -1096,7 +1041,10 @@
     </w:p>
     <w:p>
       <w:r>
-        <w:t>The stakeholders did not agree on the objective. Epidemiologists emphasized preventing secondary transmission. Schools wanted attendance stability and clear rules. Hospitals prioritized safe triage and avoided exposures. Parents focused on child safety, autonomy, or both. Community groups emphasized trust and equitable access. Finance officials wanted to know the cost per vaccination, per verified record, per case detected, or per infection prevented—although the last measure could never be observed directly.</w:t>
+        <w:t>The stakeholders did not agree on the objective. Epidemiologists emphasized preventing secondary transmission. Schools wanted attendance stability and clear rules. Hospitals prioritized safe triage and avoided exposures. Parents focused on child safety, autonomy, or both. Community groups emphasized trust and equitable access. Finance officials wanted to know the cost per vaccination, per verified record, per case detected, or per infection prevented—although the last measure could never be observed directl</w:t>
+      </w:r>
+      <w:r>
+        <w:t>y.</w:t>
       </w:r>
     </w:p>
     <w:p>
@@ -1125,7 +1073,6 @@
         <w:pStyle w:val="Heading1"/>
       </w:pPr>
       <w:r>
-        <w:lastRenderedPageBreak/>
         <w:t>Exhibit 1. Harbor County vaccination indicators</w:t>
       </w:r>
     </w:p>
@@ -2747,7 +2694,99 @@
         <w:pStyle w:val="Heading1"/>
       </w:pPr>
       <w:r>
-        <w:t>Framing questions</w:t>
+        <w:t>Discussion questions</w:t>
+      </w:r>
+    </w:p>
+    <w:p>
+      <w:pPr>
+        <w:pStyle w:val="ListParagraph"/>
+        <w:numPr>
+          <w:ilvl w:val="0"/>
+          <w:numId w:val="12"/>
+        </w:numPr>
+      </w:pPr>
+      <w:r>
+        <w:t>What problem is Patel being asked to solve: contain one exposure, prevent an outbreak, raise vaccination coverage, rebuild confidence, or protect vulnerable residents?</w:t>
+      </w:r>
+    </w:p>
+    <w:p>
+      <w:pPr>
+        <w:pStyle w:val="ListParagraph"/>
+        <w:numPr>
+          <w:ilvl w:val="0"/>
+          <w:numId w:val="12"/>
+        </w:numPr>
+      </w:pPr>
+      <w:r>
+        <w:t>Which decisions must be made before the 3:30 p.m. meeting, and which can be contingent on new information?</w:t>
+      </w:r>
+    </w:p>
+    <w:p>
+      <w:pPr>
+        <w:pStyle w:val="ListParagraph"/>
+        <w:numPr>
+          <w:ilvl w:val="0"/>
+          <w:numId w:val="12"/>
+        </w:numPr>
+      </w:pPr>
+      <w:r>
+        <w:t>How should the county distinguish lack of vaccination from lack of documentation? What is the value of improving the data?</w:t>
+      </w:r>
+    </w:p>
+    <w:p>
+      <w:pPr>
+        <w:pStyle w:val="ListParagraph"/>
+        <w:numPr>
+          <w:ilvl w:val="0"/>
+          <w:numId w:val="12"/>
+        </w:numPr>
+      </w:pPr>
+      <w:r>
+        <w:t>Which performance measures should govern the response: cases, secondary transmission, coverage, verified records, school days lost, trust, equity, cost, or some combination?</w:t>
+      </w:r>
+    </w:p>
+    <w:p>
+      <w:pPr>
+        <w:pStyle w:val="ListParagraph"/>
+        <w:numPr>
+          <w:ilvl w:val="0"/>
+          <w:numId w:val="12"/>
+        </w:numPr>
+      </w:pPr>
+      <w:r>
+        <w:t>How should resources be allocated when low coverage results from different causes in different communities?</w:t>
+      </w:r>
+    </w:p>
+    <w:p>
+      <w:pPr>
+        <w:pStyle w:val="ListParagraph"/>
+        <w:numPr>
+          <w:ilvl w:val="0"/>
+          <w:numId w:val="12"/>
+        </w:numPr>
+      </w:pPr>
+      <w:r>
+        <w:t>What communication strategy would provide useful information without increasing stigma, polarization, or complacency?</w:t>
+      </w:r>
+    </w:p>
+    <w:p>
+      <w:pPr>
+        <w:pStyle w:val="ListParagraph"/>
+        <w:numPr>
+          <w:ilvl w:val="0"/>
+          <w:numId w:val="12"/>
+        </w:numPr>
+      </w:pPr>
+      <w:r>
+        <w:t>Prepare a 90-day recommendation for Patel, including a budget, decision triggers, and indicators that would cause the strategy to expand, contract, or change.</w:t>
+      </w:r>
+    </w:p>
+    <w:p>
+      <w:pPr>
+        <w:pStyle w:val="Heading1"/>
+      </w:pPr>
+      <w:r>
+        <w:t>Decision Framing Questions</w:t>
       </w:r>
     </w:p>
     <w:p>
@@ -2760,15 +2799,7 @@
         <w:spacing w:after="80" w:line="247" w:lineRule="auto"/>
       </w:pPr>
       <w:r>
-        <w:t xml:space="preserve">Identify the different metrics that can be used to evaluate every aspect of the performance of the system?  Organize these into a pyramid to indicate </w:t>
-      </w:r>
-      <w:proofErr w:type="gramStart"/>
-      <w:r>
-        <w:t>the relative</w:t>
-      </w:r>
-      <w:proofErr w:type="gramEnd"/>
-      <w:r>
-        <w:t xml:space="preserve"> importance, following the style given here.</w:t>
+        <w:t>Identify the different metrics that can be used to evaluate every aspect of the performance of the system?  Organize these into a pyramid to indicate the relative importance, following the style given here.</w:t>
       </w:r>
     </w:p>
     <w:p>
@@ -2890,7 +2921,6 @@
         <w:spacing w:after="80" w:line="247" w:lineRule="auto"/>
       </w:pPr>
       <w:r>
-        <w:lastRenderedPageBreak/>
         <w:t>Which sources of uncertainty represent forms of risk that are not properly captured using averages?</w:t>
       </w:r>
     </w:p>
@@ -2943,107 +2973,7 @@
         <w:spacing w:after="80" w:line="247" w:lineRule="auto"/>
       </w:pPr>
       <w:r>
-        <w:t xml:space="preserve">Using the same </w:t>
-      </w:r>
-      <w:proofErr w:type="gramStart"/>
-      <w:r>
-        <w:t>decision</w:t>
-      </w:r>
-      <w:proofErr w:type="gramEnd"/>
-      <w:r>
-        <w:t xml:space="preserve"> you identified in (6), identify the people, departments, groups or organizations that you would need to work with to implement the decision?</w:t>
-      </w:r>
-    </w:p>
-    <w:p>
-      <w:pPr>
-        <w:pStyle w:val="Heading1"/>
-      </w:pPr>
-      <w:r>
-        <w:t>Discussion questions</w:t>
-      </w:r>
-    </w:p>
-    <w:p>
-      <w:pPr>
-        <w:pStyle w:val="ListParagraph"/>
-        <w:numPr>
-          <w:ilvl w:val="0"/>
-          <w:numId w:val="12"/>
-        </w:numPr>
-      </w:pPr>
-      <w:r>
-        <w:t>What problem is Patel being asked to solve: contain one exposure, prevent an outbreak, raise vaccination coverage, rebuild confidence, or protect vulnerable residents?</w:t>
-      </w:r>
-    </w:p>
-    <w:p>
-      <w:pPr>
-        <w:pStyle w:val="ListParagraph"/>
-        <w:numPr>
-          <w:ilvl w:val="0"/>
-          <w:numId w:val="12"/>
-        </w:numPr>
-      </w:pPr>
-      <w:r>
-        <w:t>Which decisions must be made before the 3:30 p.m. meeting, and which can be contingent on new information?</w:t>
-      </w:r>
-    </w:p>
-    <w:p>
-      <w:pPr>
-        <w:pStyle w:val="ListParagraph"/>
-        <w:numPr>
-          <w:ilvl w:val="0"/>
-          <w:numId w:val="12"/>
-        </w:numPr>
-      </w:pPr>
-      <w:r>
-        <w:t>How should the county distinguish lack of vaccination from lack of documentation? What is the value of improving the data?</w:t>
-      </w:r>
-    </w:p>
-    <w:p>
-      <w:pPr>
-        <w:pStyle w:val="ListParagraph"/>
-        <w:numPr>
-          <w:ilvl w:val="0"/>
-          <w:numId w:val="12"/>
-        </w:numPr>
-      </w:pPr>
-      <w:r>
-        <w:t>Which performance measures should govern the response: cases, secondary transmission, coverage, verified records, school days lost, trust, equity, cost, or some combination?</w:t>
-      </w:r>
-    </w:p>
-    <w:p>
-      <w:pPr>
-        <w:pStyle w:val="ListParagraph"/>
-        <w:numPr>
-          <w:ilvl w:val="0"/>
-          <w:numId w:val="12"/>
-        </w:numPr>
-      </w:pPr>
-      <w:r>
-        <w:t>How should resources be allocated when low coverage results from different causes in different communities?</w:t>
-      </w:r>
-    </w:p>
-    <w:p>
-      <w:pPr>
-        <w:pStyle w:val="ListParagraph"/>
-        <w:numPr>
-          <w:ilvl w:val="0"/>
-          <w:numId w:val="12"/>
-        </w:numPr>
-      </w:pPr>
-      <w:r>
-        <w:t>What communication strategy would provide useful information without increasing stigma, polarization, or complacency?</w:t>
-      </w:r>
-    </w:p>
-    <w:p>
-      <w:pPr>
-        <w:pStyle w:val="ListParagraph"/>
-        <w:numPr>
-          <w:ilvl w:val="0"/>
-          <w:numId w:val="12"/>
-        </w:numPr>
-      </w:pPr>
-      <w:r>
-        <w:t>Prepare a 90-day recommendation for Patel, including a budget, decision triggers, and indicators that would cause the strategy to expand, contract, or change.</w:t>
+        <w:t>Using the same decision you identified in (6), identify the people, departments, groups or organizations that you would need to work with to implement the decision?</w:t>
       </w:r>
     </w:p>
     <w:p>
@@ -3161,15 +3091,7 @@
       <w:pStyle w:val="Footer"/>
     </w:pPr>
     <w:r>
-      <w:t xml:space="preserve">Harbor County Immunity </w:t>
-    </w:r>
-    <w:proofErr w:type="gramStart"/>
-    <w:r>
-      <w:t>Gap  |</w:t>
-    </w:r>
-    <w:proofErr w:type="gramEnd"/>
-    <w:r>
-      <w:t xml:space="preserve">  Public Health Case Study</w:t>
+      <w:t>Harbor County Immunity Gap  |  Public Health Case Study</w:t>
     </w:r>
   </w:p>
 </w:ftr>
@@ -4332,6 +4254,7 @@
   <w:style w:type="character" w:default="1" w:styleId="DefaultParagraphFont">
     <w:name w:val="Default Paragraph Font"/>
     <w:uiPriority w:val="1"/>
+    <w:semiHidden/>
     <w:unhideWhenUsed/>
   </w:style>
   <w:style w:type="table" w:default="1" w:styleId="TableNormal">

--- a/assets/cases/Harbor_County_Measles_Case.docx
+++ b/assets/cases/Harbor_County_Measles_Case.docx
@@ -2799,42 +2799,7 @@
         <w:spacing w:after="80" w:line="247" w:lineRule="auto"/>
       </w:pPr>
       <w:r>
-        <w:t>Identify the different metrics that can be used to evaluate every aspect of the performance of the system?  Organize these into a pyramid to indicate the relative importance, following the style given here.</w:t>
-      </w:r>
-    </w:p>
-    <w:p>
-      <w:pPr>
-        <w:pStyle w:val="ListParagraph"/>
-        <w:numPr>
-          <w:ilvl w:val="0"/>
-          <w:numId w:val="10"/>
-        </w:numPr>
-        <w:spacing w:after="80" w:line="247" w:lineRule="auto"/>
-      </w:pPr>
-      <w:r>
-        <w:t xml:space="preserve">What are the types of decisions? Use the </w:t>
-      </w:r>
-      <w:hyperlink r:id="rId8" w:anchor="types-of-decision-settings" w:history="1">
-        <w:r>
-          <w:rPr>
-            <w:rStyle w:val="Hyperlink"/>
-          </w:rPr>
-          <w:t>list of decision types here as a guide</w:t>
-        </w:r>
-      </w:hyperlink>
-      <w:r>
-        <w:t xml:space="preserve">, illustrated by the </w:t>
-      </w:r>
-      <w:hyperlink r:id="rId9" w:anchor="from-apps-to-types" w:history="1">
-        <w:r>
-          <w:rPr>
-            <w:rStyle w:val="Hyperlink"/>
-          </w:rPr>
-          <w:t>applications here</w:t>
-        </w:r>
-      </w:hyperlink>
-      <w:r>
-        <w:t xml:space="preserve">.  </w:t>
+        <w:t xml:space="preserve">Identify and describe the responsibilities of the decision maker. This should set the scope of the problem.</w:t>
       </w:r>
     </w:p>
     <w:p>
@@ -2849,16 +2814,16 @@
       <w:r>
         <w:t xml:space="preserve">Use the </w:t>
       </w:r>
-      <w:hyperlink r:id="rId10" w:history="1">
+      <w:hyperlink r:id="rId20">
         <w:r>
           <w:rPr>
             <w:rStyle w:val="Hyperlink"/>
           </w:rPr>
-          <w:t>interactive framing matrix here</w:t>
+          <w:t xml:space="preserve">metrics pyramid tool</w:t>
         </w:r>
       </w:hyperlink>
       <w:r>
-        <w:t xml:space="preserve"> to fill out the performance metrics along the top (from most to least important) followed by the list of decisions (in any order).  Use your judgment to assess whether the impact of each decision on each metric is H (high impact), M (medium), L (low) or N (none).  Finally, use the resulting matrix to rank the decisions in terms of their impact on the most important metrics.</w:t>
+        <w:t xml:space="preserve"> to identify and prioritize the different performance metrics. Click on the oval holding the metric to identify whether it is a metric to be maximized (green), minimized (red), a target that is a floor (light green) or a ceiling (light red), or finally a target (purple).</w:t>
       </w:r>
     </w:p>
     <w:p>
@@ -2871,18 +2836,29 @@
         <w:spacing w:after="80" w:line="247" w:lineRule="auto"/>
       </w:pPr>
       <w:r>
-        <w:t xml:space="preserve">What are the different sources of uncertainty?  Use the </w:t>
+        <w:t xml:space="preserve">Use the </w:t>
       </w:r>
-      <w:hyperlink r:id="rId11" w:anchor="categories" w:history="1">
+      <w:hyperlink r:id="rId21">
         <w:r>
           <w:rPr>
             <w:rStyle w:val="Hyperlink"/>
           </w:rPr>
-          <w:t>12 categories of uncertainty here as a guide</w:t>
+          <w:t xml:space="preserve">decision prioritization tool</w:t>
         </w:r>
       </w:hyperlink>
       <w:r>
-        <w:t>.</w:t>
+        <w:t xml:space="preserve"> to first list the different types of decisions (use the </w:t>
+      </w:r>
+      <w:hyperlink r:id="rId22">
+        <w:r>
+          <w:rPr>
+            <w:rStyle w:val="Hyperlink"/>
+          </w:rPr>
+          <w:t xml:space="preserve">types of decisions</w:t>
+        </w:r>
+      </w:hyperlink>
+      <w:r>
+        <w:t xml:space="preserve"> as a guide). These will then populate the rows of the matrix to the right, where the columns are the performance metrics sorted left to right by the priority in the pyramid above. Click on each cell to indicate if the impact of the decision on each metric is high (red), medium (orange), low (yellow) or none (white).</w:t>
       </w:r>
     </w:p>
     <w:p>
@@ -2895,7 +2871,55 @@
         <w:spacing w:after="80" w:line="247" w:lineRule="auto"/>
       </w:pPr>
       <w:r>
-        <w:t>Repeat the exercise in (3), but this time using uncertainties instead of decisions.</w:t>
+        <w:t xml:space="preserve">You can grab the handle (three bars) farthest to the left on each row to move it up or down. Sort the rows so that the decisions with the greatest impact on the most important metrics are toward the top. The cells in the upper left-hand corner should have the greatest concentration of red and orange cells. At this point identify the decisions that should receive the most attention in your study. If you do not have any decisions with a medium or high impact on the most important metrics, revisit your list of decisions.</w:t>
+      </w:r>
+    </w:p>
+    <w:p>
+      <w:pPr>
+        <w:pStyle w:val="ListParagraph"/>
+        <w:numPr>
+          <w:ilvl w:val="0"/>
+          <w:numId w:val="10"/>
+        </w:numPr>
+        <w:spacing w:after="80" w:line="247" w:lineRule="auto"/>
+      </w:pPr>
+      <w:r>
+        <w:t xml:space="preserve">Repeat the process to list and prioritize the uncertainties using the </w:t>
+      </w:r>
+      <w:hyperlink r:id="rId23">
+        <w:r>
+          <w:rPr>
+            <w:rStyle w:val="Hyperlink"/>
+          </w:rPr>
+          <w:t xml:space="preserve">uncertainty prioritization tool</w:t>
+        </w:r>
+      </w:hyperlink>
+      <w:r>
+        <w:t xml:space="preserve">. Use the </w:t>
+      </w:r>
+      <w:hyperlink r:id="rId24">
+        <w:r>
+          <w:rPr>
+            <w:rStyle w:val="Hyperlink"/>
+          </w:rPr>
+          <w:t xml:space="preserve">categories of uncertainty</w:t>
+        </w:r>
+      </w:hyperlink>
+      <w:r>
+        <w:t xml:space="preserve"> to help you identify these.</w:t>
+      </w:r>
+    </w:p>
+    <w:p>
+      <w:pPr>
+        <w:pStyle w:val="ListParagraph"/>
+        <w:numPr>
+          <w:ilvl w:val="0"/>
+          <w:numId w:val="10"/>
+        </w:numPr>
+        <w:spacing w:after="80" w:line="247" w:lineRule="auto"/>
+      </w:pPr>
+      <w:r>
+        <w:t xml:space="preserve">It is important to differentiate uncertainties that can be evaluated on average, or as risk events:</w:t>
       </w:r>
     </w:p>
     <w:p>
@@ -2908,7 +2932,7 @@
         <w:spacing w:after="80" w:line="247" w:lineRule="auto"/>
       </w:pPr>
       <w:r>
-        <w:t>Which sources of uncertainty would be captured using average performance over time?</w:t>
+        <w:t xml:space="preserve">Which sources of uncertainty would be captured using average performance over time?</w:t>
       </w:r>
     </w:p>
     <w:p>
@@ -2921,7 +2945,7 @@
         <w:spacing w:after="80" w:line="247" w:lineRule="auto"/>
       </w:pPr>
       <w:r>
-        <w:t>Which sources of uncertainty represent forms of risk that are not properly captured using averages?</w:t>
+        <w:t xml:space="preserve">Which sources of uncertainty represent forms of risk that are not properly captured using averages?</w:t>
       </w:r>
     </w:p>
     <w:p>
@@ -2934,7 +2958,7 @@
         <w:spacing w:after="80" w:line="247" w:lineRule="auto"/>
       </w:pPr>
       <w:r>
-        <w:t xml:space="preserve">Choose the single decision that seems to have the highest impact on the most important metric.  </w:t>
+        <w:t xml:space="preserve">Choose the single decision that seems to have the highest impact on the most important metric.</w:t>
       </w:r>
     </w:p>
     <w:p>
@@ -2947,7 +2971,7 @@
         <w:spacing w:after="80" w:line="247" w:lineRule="auto"/>
       </w:pPr>
       <w:r>
-        <w:t>What approach do you think you would use to make this decision?</w:t>
+        <w:t xml:space="preserve">What approach do you think you would use to make this decision?</w:t>
       </w:r>
     </w:p>
     <w:p>
@@ -2960,7 +2984,7 @@
         <w:spacing w:after="80" w:line="247" w:lineRule="auto"/>
       </w:pPr>
       <w:r>
-        <w:t>What data appears to be necessary to make this decision, including the calculation of any performance metrics where the decision would have a high or medium impact.</w:t>
+        <w:t xml:space="preserve">What data appears to be necessary to make this decision, including the calculation of any performance metrics where the decision would have a high or medium impact.</w:t>
       </w:r>
     </w:p>
     <w:p>
@@ -2973,7 +2997,7 @@
         <w:spacing w:after="80" w:line="247" w:lineRule="auto"/>
       </w:pPr>
       <w:r>
-        <w:t>Using the same decision you identified in (6), identify the people, departments, groups or organizations that you would need to work with to implement the decision?</w:t>
+        <w:t xml:space="preserve">Using the same decision you identified in (7), identify the people, departments, groups or organizations that you would need to work with to implement the decision.</w:t>
       </w:r>
     </w:p>
     <w:p>
